--- a/tillsyn/A 25943-2024 tillsynsbegäran.docx
+++ b/tillsyn/A 25943-2024 tillsynsbegäran.docx
@@ -494,7 +494,7 @@
     <w:r>
       <w:tab/>
       <w:tab/>
-      <w:t>2026-06-18</w:t>
+      <w:t>2026-06-19</w:t>
       <w:br/>
       <w:br/>
     </w:r>

--- a/tillsyn/A 25943-2024 tillsynsbegäran.docx
+++ b/tillsyn/A 25943-2024 tillsynsbegäran.docx
@@ -494,7 +494,7 @@
     <w:r>
       <w:tab/>
       <w:tab/>
-      <w:t>2026-06-19</w:t>
+      <w:t>2026-06-20</w:t>
       <w:br/>
       <w:br/>
     </w:r>

--- a/tillsyn/A 25943-2024 tillsynsbegäran.docx
+++ b/tillsyn/A 25943-2024 tillsynsbegäran.docx
@@ -12,10 +12,7 @@
     </w:p>
     <w:p>
       <w:r>
-        <w:t>Detta dokument behandlar höga naturvärden i avverkningsanmälan A 25943-2024 i Skellefteå kommun som inkom 2024-06-24 och omfattar 0,8 ha.</w:t>
-      </w:r>
-      <w:r>
-        <w:t xml:space="preserve"> I Figur 1 visas fyndplatser för naturvårdsarter i området, som finns registrerade på Artportalen.</w:t>
+        <w:t>Denna tillsynsbegäran behandlar höga naturvärden i avverkningsanmälan A 25943-2024 i Skellefteå kommun som inkom 2024-06-24 och omfattar 0,8 ha.</w:t>
       </w:r>
     </w:p>
     <w:p>
@@ -63,7 +60,20 @@
         <w:spacing w:after="240"/>
       </w:pPr>
       <w:r>
-        <w:t>Figur 1. Fyndplatser för naturvårdsarter inom 13 meter från avverkningsanmälan (röd linje). Inom parentes anges rödlistekategorier, S för signalarter, Tför typiska arter och fridlysningsparagrafer i artskyddsförordningen.Markörer utan svart kant är placerade på fyndplatsen. Markörer med svart kant är placerade vid sidan av fyndplatsen och har ett svart streck som visar fyndplatsens exakta position. Kartans mittpunktskoordinat är N 7192950, E 757719 i SWEREF 99 TM.</w:t>
+        <w:t>Figur 1. Fyndplatser för naturvårdsarter inom 13 meter från avverkningsanmälan. Markörer utan svart kant är placerade på fyndplatsen. Markörer med svart kant är placerade vid sidan av fyndplatsen har ett svart streck som visar fyndplatsens exakta position. Kartans mittpunktskoordinat är N 7192950, E 757719 i SWEREF 99 TM.</w:t>
+      </w:r>
+    </w:p>
+    <w:p>
+      <w:r>
+        <w:t>Inom 13 meter från avverkningsanmälan finns fynd av 4 naturvårdsarter, varav 3 är rödlistade, 1 är fridlyst, 4 är typiska (T) och 1 är signalart (S): doftticka (VU, T, §8), lunglav (NT, T), violettgrå tagellav (NT, T) och skinnlav (S, T). Se Figur 1.</w:t>
+      </w:r>
+    </w:p>
+    <w:p>
+      <w:pPr>
+        <w:pStyle w:val="Heading1"/>
+      </w:pPr>
+      <w:r>
+        <w:t>Tillsynsbegäran</w:t>
       </w:r>
     </w:p>
     <w:p>
@@ -77,39 +87,16 @@
       </w:r>
     </w:p>
     <w:p>
-      <w:r>
-        <w:t>Nedan beskrivs fynd av naturvårdsarter och fridlysta arter som gjorts i det avverkningsanmälda området. I BILAGA 1 finns artfakta om rödlistade arter.</w:t>
-      </w:r>
-    </w:p>
-    <w:p>
       <w:pPr>
         <w:pStyle w:val="Heading1"/>
       </w:pPr>
       <w:r>
-        <w:t>Naturvårdsarter</w:t>
+        <w:t>Naturvårdsarter och fridlysta arter</w:t>
       </w:r>
     </w:p>
     <w:p>
       <w:r>
-        <w:t>Inom 13 meter från avverkningsanmälan har följande 4 naturvårdsarter hittats: doftticka (VU, T, §8), lunglav (NT, T), violettgrå tagellav (NT, T) och skinnlav (S, T). Av dessa är 3 rödlistade. För rödlistade arter har rödlistekategorin angivits inom parentes. Arter som är signalarter enligt Skogsstyrelsen har markerats med (S). Typiska arter inom Natura 2000 som är kopplade till skogsekosystem har markerats med (T). För fridlysta arter anges även paragrafen i Artskyddsförordningen som arten är fridlyst enligt.</w:t>
-      </w:r>
-    </w:p>
-    <w:p>
-      <w:r>
-        <w:t>De påträffade naturvårdsarterna är ett tydligt kvitto på att det rör sig om en skog med höga naturvärden.</w:t>
-      </w:r>
-    </w:p>
-    <w:p>
-      <w:pPr>
-        <w:pStyle w:val="Heading2"/>
-      </w:pPr>
-      <w:r>
-        <w:t>Fridlysta arter</w:t>
-      </w:r>
-    </w:p>
-    <w:p>
-      <w:r>
-        <w:t>Följande fridlysta arter har sina livsmiljöer och växtplatser i den avverkningsanmälda skogen: doftticka (VU, T, §8).</w:t>
+        <w:t>Nedan följer beskrivningar av de naturvårdsarter och fridlysta arter som har sina livsmiljöer och växtplatser i den avverkningsanmälda skogen. Se även ytterligare artfakta i BILAGA 1. De påträffade naturvårdsarterna är ett tydligt kvitto på att det rör sig om en skog med höga naturvärden.</w:t>
       </w:r>
     </w:p>
     <w:p>
@@ -139,14 +126,6 @@
       </w:r>
       <w:r>
         <w:t>(IUCN Redlist, 2024; Nitare &amp; Skogsstyrelsen, 2019; SLU Artdatabanken, 2024).</w:t>
-      </w:r>
-    </w:p>
-    <w:p>
-      <w:pPr>
-        <w:pStyle w:val="Heading2"/>
-      </w:pPr>
-      <w:r>
-        <w:t>Övriga naturvårdsarter</w:t>
       </w:r>
     </w:p>
     <w:p>
@@ -210,6 +189,26 @@
         <w:rPr>
           <w:b/>
         </w:rPr>
+        <w:t>Violettgrå tagellav (NT)</w:t>
+      </w:r>
+      <w:r>
+        <w:t xml:space="preserve"> växer nästan uteslutande i gamla olikåldriga barrnaturskogar med lång skoglig kontinuitet och är en utmärkt signal på skog med höga naturvärden. Slutavverkning av tidigare aldrig slutavverkad skog (kontinuitetsskog) är det största hotet. Biotopen nyskapas i begränsad omfattning och barrskog äldre än 160 år, där den violettgrå tagellaven huvudsakligen påträffas har minskat med 50% de senaste 50 åren. Lågproduktiv skogsmark där laven förekommer bör undantas från skogsbruk och rika förekomster i äldre granskog bör skyddas. Arten är känslig för uttorkning och det är väsentligt att tillräckligt stora bestånd avsätts. Violettgrå tagellav är typisk art för </w:t>
+      </w:r>
+      <w:r>
+        <w:rPr>
+          <w:i/>
+        </w:rPr>
+        <w:t>9010 Taiga</w:t>
+      </w:r>
+      <w:r>
+        <w:t xml:space="preserve"> (SLU Artdatabanken, 2024; Nitare &amp; Skogsstyrelsen, 2019).</w:t>
+      </w:r>
+    </w:p>
+    <w:p>
+      <w:r>
+        <w:rPr>
+          <w:b/>
+        </w:rPr>
         <w:t xml:space="preserve">Skinnlav </w:t>
       </w:r>
       <w:r>
@@ -232,26 +231,6 @@
       </w:r>
       <w:r>
         <w:t>(Nitare &amp; Skogsstyrelsen, 2019; SLU Artdatabanken, 2025).</w:t>
-      </w:r>
-    </w:p>
-    <w:p>
-      <w:r>
-        <w:rPr>
-          <w:b/>
-        </w:rPr>
-        <w:t>Violettgrå tagellav (NT)</w:t>
-      </w:r>
-      <w:r>
-        <w:t xml:space="preserve"> växer nästan uteslutande i gamla olikåldriga barrnaturskogar med lång skoglig kontinuitet och är en utmärkt signal på skog med höga naturvärden. Slutavverkning av tidigare aldrig slutavverkad skog (kontinuitetsskog) är det största hotet. Biotopen nyskapas i begränsad omfattning och barrskog äldre än 160 år, där den violettgrå tagellaven huvudsakligen påträffas har minskat med 50% de senaste 50 åren. Lågproduktiv skogsmark där laven förekommer bör undantas från skogsbruk och rika förekomster i äldre granskog bör skyddas. Arten är känslig för uttorkning och det är väsentligt att tillräckligt stora bestånd avsätts. Violettgrå tagellav är typisk art för </w:t>
-      </w:r>
-      <w:r>
-        <w:rPr>
-          <w:i/>
-        </w:rPr>
-        <w:t>9010 Taiga</w:t>
-      </w:r>
-      <w:r>
-        <w:t xml:space="preserve"> (SLU Artdatabanken, 2024; Nitare &amp; Skogsstyrelsen, 2019).</w:t>
       </w:r>
     </w:p>
     <w:p>
@@ -494,7 +473,7 @@
     <w:r>
       <w:tab/>
       <w:tab/>
-      <w:t>2026-06-20</w:t>
+      <w:t>2026-06-21</w:t>
       <w:br/>
       <w:br/>
     </w:r>

--- a/tillsyn/A 25943-2024 tillsynsbegäran.docx
+++ b/tillsyn/A 25943-2024 tillsynsbegäran.docx
@@ -473,7 +473,7 @@
     <w:r>
       <w:tab/>
       <w:tab/>
-      <w:t>2026-06-21</w:t>
+      <w:t>2026-06-22</w:t>
       <w:br/>
       <w:br/>
     </w:r>

--- a/tillsyn/A 25943-2024 tillsynsbegäran.docx
+++ b/tillsyn/A 25943-2024 tillsynsbegäran.docx
@@ -473,7 +473,7 @@
     <w:r>
       <w:tab/>
       <w:tab/>
-      <w:t>2026-06-22</w:t>
+      <w:t>2026-06-23</w:t>
       <w:br/>
       <w:br/>
     </w:r>

--- a/tillsyn/A 25943-2024 tillsynsbegäran.docx
+++ b/tillsyn/A 25943-2024 tillsynsbegäran.docx
@@ -473,7 +473,7 @@
     <w:r>
       <w:tab/>
       <w:tab/>
-      <w:t>2026-06-23</w:t>
+      <w:t>2026-06-24</w:t>
       <w:br/>
       <w:br/>
     </w:r>

--- a/tillsyn/A 25943-2024 tillsynsbegäran.docx
+++ b/tillsyn/A 25943-2024 tillsynsbegäran.docx
@@ -473,7 +473,7 @@
     <w:r>
       <w:tab/>
       <w:tab/>
-      <w:t>2026-06-24</w:t>
+      <w:t>2026-06-25</w:t>
       <w:br/>
       <w:br/>
     </w:r>

--- a/tillsyn/A 25943-2024 tillsynsbegäran.docx
+++ b/tillsyn/A 25943-2024 tillsynsbegäran.docx
@@ -473,7 +473,7 @@
     <w:r>
       <w:tab/>
       <w:tab/>
-      <w:t>2026-06-25</w:t>
+      <w:t>2026-06-26</w:t>
       <w:br/>
       <w:br/>
     </w:r>

--- a/tillsyn/A 25943-2024 tillsynsbegäran.docx
+++ b/tillsyn/A 25943-2024 tillsynsbegäran.docx
@@ -473,7 +473,7 @@
     <w:r>
       <w:tab/>
       <w:tab/>
-      <w:t>2026-06-26</w:t>
+      <w:t>2026-06-27</w:t>
       <w:br/>
       <w:br/>
     </w:r>

--- a/tillsyn/A 25943-2024 tillsynsbegäran.docx
+++ b/tillsyn/A 25943-2024 tillsynsbegäran.docx
@@ -473,7 +473,7 @@
     <w:r>
       <w:tab/>
       <w:tab/>
-      <w:t>2026-06-27</w:t>
+      <w:t>2026-06-28</w:t>
       <w:br/>
       <w:br/>
     </w:r>

--- a/tillsyn/A 25943-2024 tillsynsbegäran.docx
+++ b/tillsyn/A 25943-2024 tillsynsbegäran.docx
@@ -473,7 +473,7 @@
     <w:r>
       <w:tab/>
       <w:tab/>
-      <w:t>2026-06-28</w:t>
+      <w:t>2026-06-29</w:t>
       <w:br/>
       <w:br/>
     </w:r>

--- a/tillsyn/A 25943-2024 tillsynsbegäran.docx
+++ b/tillsyn/A 25943-2024 tillsynsbegäran.docx
@@ -473,7 +473,7 @@
     <w:r>
       <w:tab/>
       <w:tab/>
-      <w:t>2026-06-29</w:t>
+      <w:t>2026-06-30</w:t>
       <w:br/>
       <w:br/>
     </w:r>

--- a/tillsyn/A 25943-2024 tillsynsbegäran.docx
+++ b/tillsyn/A 25943-2024 tillsynsbegäran.docx
@@ -473,7 +473,7 @@
     <w:r>
       <w:tab/>
       <w:tab/>
-      <w:t>2026-06-30</w:t>
+      <w:t>2026-07-01</w:t>
       <w:br/>
       <w:br/>
     </w:r>

--- a/tillsyn/A 25943-2024 tillsynsbegäran.docx
+++ b/tillsyn/A 25943-2024 tillsynsbegäran.docx
@@ -473,7 +473,7 @@
     <w:r>
       <w:tab/>
       <w:tab/>
-      <w:t>2026-07-01</w:t>
+      <w:t>2026-07-02</w:t>
       <w:br/>
       <w:br/>
     </w:r>

--- a/tillsyn/A 25943-2024 tillsynsbegäran.docx
+++ b/tillsyn/A 25943-2024 tillsynsbegäran.docx
@@ -473,7 +473,7 @@
     <w:r>
       <w:tab/>
       <w:tab/>
-      <w:t>2026-07-02</w:t>
+      <w:t>2026-07-03</w:t>
       <w:br/>
       <w:br/>
     </w:r>

--- a/tillsyn/A 25943-2024 tillsynsbegäran.docx
+++ b/tillsyn/A 25943-2024 tillsynsbegäran.docx
@@ -473,7 +473,7 @@
     <w:r>
       <w:tab/>
       <w:tab/>
-      <w:t>2026-07-13</w:t>
+      <w:t>2026-07-14</w:t>
       <w:br/>
       <w:br/>
     </w:r>

--- a/tillsyn/A 25943-2024 tillsynsbegäran.docx
+++ b/tillsyn/A 25943-2024 tillsynsbegäran.docx
@@ -473,7 +473,7 @@
     <w:r>
       <w:tab/>
       <w:tab/>
-      <w:t>2026-07-14</w:t>
+      <w:t>2026-07-15</w:t>
       <w:br/>
       <w:br/>
     </w:r>

--- a/tillsyn/A 25943-2024 tillsynsbegäran.docx
+++ b/tillsyn/A 25943-2024 tillsynsbegäran.docx
@@ -473,7 +473,7 @@
     <w:r>
       <w:tab/>
       <w:tab/>
-      <w:t>2026-07-15</w:t>
+      <w:t>2026-07-16</w:t>
       <w:br/>
       <w:br/>
     </w:r>

--- a/tillsyn/A 25943-2024 tillsynsbegäran.docx
+++ b/tillsyn/A 25943-2024 tillsynsbegäran.docx
@@ -473,7 +473,7 @@
     <w:r>
       <w:tab/>
       <w:tab/>
-      <w:t>2026-07-16</w:t>
+      <w:t>2026-07-17</w:t>
       <w:br/>
       <w:br/>
     </w:r>

--- a/tillsyn/A 25943-2024 tillsynsbegäran.docx
+++ b/tillsyn/A 25943-2024 tillsynsbegäran.docx
@@ -473,7 +473,7 @@
     <w:r>
       <w:tab/>
       <w:tab/>
-      <w:t>2026-07-17</w:t>
+      <w:t>2026-07-18</w:t>
       <w:br/>
       <w:br/>
     </w:r>

--- a/tillsyn/A 25943-2024 tillsynsbegäran.docx
+++ b/tillsyn/A 25943-2024 tillsynsbegäran.docx
@@ -473,7 +473,7 @@
     <w:r>
       <w:tab/>
       <w:tab/>
-      <w:t>2026-07-18</w:t>
+      <w:t>2026-07-19</w:t>
       <w:br/>
       <w:br/>
     </w:r>

--- a/tillsyn/A 25943-2024 tillsynsbegäran.docx
+++ b/tillsyn/A 25943-2024 tillsynsbegäran.docx
@@ -473,7 +473,7 @@
     <w:r>
       <w:tab/>
       <w:tab/>
-      <w:t>2026-07-19</w:t>
+      <w:t>2026-07-20</w:t>
       <w:br/>
       <w:br/>
     </w:r>

--- a/tillsyn/A 25943-2024 tillsynsbegäran.docx
+++ b/tillsyn/A 25943-2024 tillsynsbegäran.docx
@@ -473,7 +473,7 @@
     <w:r>
       <w:tab/>
       <w:tab/>
-      <w:t>2026-07-20</w:t>
+      <w:t>2026-07-21</w:t>
       <w:br/>
       <w:br/>
     </w:r>

--- a/tillsyn/A 25943-2024 tillsynsbegäran.docx
+++ b/tillsyn/A 25943-2024 tillsynsbegäran.docx
@@ -473,7 +473,7 @@
     <w:r>
       <w:tab/>
       <w:tab/>
-      <w:t>2026-07-21</w:t>
+      <w:t>2026-07-22</w:t>
       <w:br/>
       <w:br/>
     </w:r>

--- a/tillsyn/A 25943-2024 tillsynsbegäran.docx
+++ b/tillsyn/A 25943-2024 tillsynsbegäran.docx
@@ -473,7 +473,7 @@
     <w:r>
       <w:tab/>
       <w:tab/>
-      <w:t>2026-07-22</w:t>
+      <w:t>2026-07-23</w:t>
       <w:br/>
       <w:br/>
     </w:r>

--- a/tillsyn/A 25943-2024 tillsynsbegäran.docx
+++ b/tillsyn/A 25943-2024 tillsynsbegäran.docx
@@ -473,7 +473,7 @@
     <w:r>
       <w:tab/>
       <w:tab/>
-      <w:t>2026-07-23</w:t>
+      <w:t>2026-07-24</w:t>
       <w:br/>
       <w:br/>
     </w:r>

--- a/tillsyn/A 25943-2024 tillsynsbegäran.docx
+++ b/tillsyn/A 25943-2024 tillsynsbegäran.docx
@@ -473,7 +473,7 @@
     <w:r>
       <w:tab/>
       <w:tab/>
-      <w:t>2026-07-24</w:t>
+      <w:t>2026-07-25</w:t>
       <w:br/>
       <w:br/>
     </w:r>

--- a/tillsyn/A 25943-2024 tillsynsbegäran.docx
+++ b/tillsyn/A 25943-2024 tillsynsbegäran.docx
@@ -473,7 +473,7 @@
     <w:r>
       <w:tab/>
       <w:tab/>
-      <w:t>2026-07-25</w:t>
+      <w:t>2026-07-26</w:t>
       <w:br/>
       <w:br/>
     </w:r>

--- a/tillsyn/A 25943-2024 tillsynsbegäran.docx
+++ b/tillsyn/A 25943-2024 tillsynsbegäran.docx
@@ -473,7 +473,7 @@
     <w:r>
       <w:tab/>
       <w:tab/>
-      <w:t>2026-07-26</w:t>
+      <w:t>2026-07-27</w:t>
       <w:br/>
       <w:br/>
     </w:r>

--- a/tillsyn/A 25943-2024 tillsynsbegäran.docx
+++ b/tillsyn/A 25943-2024 tillsynsbegäran.docx
@@ -473,7 +473,7 @@
     <w:r>
       <w:tab/>
       <w:tab/>
-      <w:t>2026-07-27</w:t>
+      <w:t>2026-07-28</w:t>
       <w:br/>
       <w:br/>
     </w:r>

--- a/tillsyn/A 25943-2024 tillsynsbegäran.docx
+++ b/tillsyn/A 25943-2024 tillsynsbegäran.docx
@@ -473,7 +473,7 @@
     <w:r>
       <w:tab/>
       <w:tab/>
-      <w:t>2026-07-28</w:t>
+      <w:t>2026-07-29</w:t>
       <w:br/>
       <w:br/>
     </w:r>

--- a/tillsyn/A 25943-2024 tillsynsbegäran.docx
+++ b/tillsyn/A 25943-2024 tillsynsbegäran.docx
@@ -473,7 +473,7 @@
     <w:r>
       <w:tab/>
       <w:tab/>
-      <w:t>2026-07-29</w:t>
+      <w:t>2026-07-30</w:t>
       <w:br/>
       <w:br/>
     </w:r>

--- a/tillsyn/A 25943-2024 tillsynsbegäran.docx
+++ b/tillsyn/A 25943-2024 tillsynsbegäran.docx
@@ -473,7 +473,7 @@
     <w:r>
       <w:tab/>
       <w:tab/>
-      <w:t>2026-07-30</w:t>
+      <w:t>2026-07-31</w:t>
       <w:br/>
       <w:br/>
     </w:r>

--- a/tillsyn/A 25943-2024 tillsynsbegäran.docx
+++ b/tillsyn/A 25943-2024 tillsynsbegäran.docx
@@ -473,7 +473,7 @@
     <w:r>
       <w:tab/>
       <w:tab/>
-      <w:t>2026-07-31</w:t>
+      <w:t>2026-08-01</w:t>
       <w:br/>
       <w:br/>
     </w:r>

--- a/tillsyn/A 25943-2024 tillsynsbegäran.docx
+++ b/tillsyn/A 25943-2024 tillsynsbegäran.docx
@@ -473,7 +473,7 @@
     <w:r>
       <w:tab/>
       <w:tab/>
-      <w:t>2026-08-01</w:t>
+      <w:t>2026-08-02</w:t>
       <w:br/>
       <w:br/>
     </w:r>

--- a/tillsyn/A 25943-2024 tillsynsbegäran.docx
+++ b/tillsyn/A 25943-2024 tillsynsbegäran.docx
@@ -473,7 +473,7 @@
     <w:r>
       <w:tab/>
       <w:tab/>
-      <w:t>2026-08-02</w:t>
+      <w:t>2026-08-03</w:t>
       <w:br/>
       <w:br/>
     </w:r>

--- a/tillsyn/A 25943-2024 tillsynsbegäran.docx
+++ b/tillsyn/A 25943-2024 tillsynsbegäran.docx
@@ -473,7 +473,7 @@
     <w:r>
       <w:tab/>
       <w:tab/>
-      <w:t>2026-08-03</w:t>
+      <w:t>2026-08-05</w:t>
       <w:br/>
       <w:br/>
     </w:r>

--- a/tillsyn/A 25943-2024 tillsynsbegäran.docx
+++ b/tillsyn/A 25943-2024 tillsynsbegäran.docx
@@ -473,7 +473,7 @@
     <w:r>
       <w:tab/>
       <w:tab/>
-      <w:t>2026-08-05</w:t>
+      <w:t>2026-08-07</w:t>
       <w:br/>
       <w:br/>
     </w:r>

--- a/tillsyn/A 25943-2024 tillsynsbegäran.docx
+++ b/tillsyn/A 25943-2024 tillsynsbegäran.docx
@@ -473,7 +473,7 @@
     <w:r>
       <w:tab/>
       <w:tab/>
-      <w:t>2026-08-07</w:t>
+      <w:t>2026-08-08</w:t>
       <w:br/>
       <w:br/>
     </w:r>

--- a/tillsyn/A 25943-2024 tillsynsbegäran.docx
+++ b/tillsyn/A 25943-2024 tillsynsbegäran.docx
@@ -60,7 +60,7 @@
         <w:spacing w:after="240"/>
       </w:pPr>
       <w:r>
-        <w:t>Figur 1. Fyndplatser för naturvårdsarter inom 13 meter från avverkningsanmälan. Markörer utan svart kant är placerade på fyndplatsen. Markörer med svart kant är placerade vid sidan av fyndplatsen har ett svart streck som visar fyndplatsens exakta position. Kartans mittpunktskoordinat är N 7192950, E 757719 i SWEREF 99 TM.</w:t>
+        <w:t>Figur 1. Fyndplatser för naturvårdsarter inom 13 meter från avverkningsanmälan. Markörer utan svart kant är placerade på fyndplatsen. Markörer med svart kant är placerade vid sidan av fyndplatsen och har ett svart streck som visar fyndplatsens exakta position. Kartans mittpunktskoordinat är N 7192950, E 757719 i SWEREF 99 TM.</w:t>
       </w:r>
     </w:p>
     <w:p>
@@ -473,7 +473,7 @@
     <w:r>
       <w:tab/>
       <w:tab/>
-      <w:t>2026-08-14</w:t>
+      <w:t>2026-08-15</w:t>
       <w:br/>
       <w:br/>
     </w:r>

--- a/tillsyn/A 25943-2024 tillsynsbegäran.docx
+++ b/tillsyn/A 25943-2024 tillsynsbegäran.docx
@@ -473,7 +473,7 @@
     <w:r>
       <w:tab/>
       <w:tab/>
-      <w:t>2026-08-15</w:t>
+      <w:t>2026-08-16</w:t>
       <w:br/>
       <w:br/>
     </w:r>

--- a/tillsyn/A 25943-2024 tillsynsbegäran.docx
+++ b/tillsyn/A 25943-2024 tillsynsbegäran.docx
@@ -473,7 +473,7 @@
     <w:r>
       <w:tab/>
       <w:tab/>
-      <w:t>2026-08-16</w:t>
+      <w:t>2026-08-17</w:t>
       <w:br/>
       <w:br/>
     </w:r>

--- a/tillsyn/A 25943-2024 tillsynsbegäran.docx
+++ b/tillsyn/A 25943-2024 tillsynsbegäran.docx
@@ -473,7 +473,7 @@
     <w:r>
       <w:tab/>
       <w:tab/>
-      <w:t>2026-08-17</w:t>
+      <w:t>2026-08-18</w:t>
       <w:br/>
       <w:br/>
     </w:r>

--- a/tillsyn/A 25943-2024 tillsynsbegäran.docx
+++ b/tillsyn/A 25943-2024 tillsynsbegäran.docx
@@ -473,7 +473,7 @@
     <w:r>
       <w:tab/>
       <w:tab/>
-      <w:t>2026-08-18</w:t>
+      <w:t>2026-08-19</w:t>
       <w:br/>
       <w:br/>
     </w:r>

--- a/tillsyn/A 25943-2024 tillsynsbegäran.docx
+++ b/tillsyn/A 25943-2024 tillsynsbegäran.docx
@@ -473,7 +473,7 @@
     <w:r>
       <w:tab/>
       <w:tab/>
-      <w:t>2026-08-19</w:t>
+      <w:t>2026-08-20</w:t>
       <w:br/>
       <w:br/>
     </w:r>

--- a/tillsyn/A 25943-2024 tillsynsbegäran.docx
+++ b/tillsyn/A 25943-2024 tillsynsbegäran.docx
@@ -473,7 +473,7 @@
     <w:r>
       <w:tab/>
       <w:tab/>
-      <w:t>2026-08-20</w:t>
+      <w:t>2026-08-21</w:t>
       <w:br/>
       <w:br/>
     </w:r>

--- a/tillsyn/A 25943-2024 tillsynsbegäran.docx
+++ b/tillsyn/A 25943-2024 tillsynsbegäran.docx
@@ -473,7 +473,7 @@
     <w:r>
       <w:tab/>
       <w:tab/>
-      <w:t>2026-08-21</w:t>
+      <w:t>2026-08-22</w:t>
       <w:br/>
       <w:br/>
     </w:r>

--- a/tillsyn/A 25943-2024 tillsynsbegäran.docx
+++ b/tillsyn/A 25943-2024 tillsynsbegäran.docx
@@ -473,7 +473,7 @@
     <w:r>
       <w:tab/>
       <w:tab/>
-      <w:t>2026-08-22</w:t>
+      <w:t>2026-08-23</w:t>
       <w:br/>
       <w:br/>
     </w:r>

--- a/tillsyn/A 25943-2024 tillsynsbegäran.docx
+++ b/tillsyn/A 25943-2024 tillsynsbegäran.docx
@@ -473,7 +473,7 @@
     <w:r>
       <w:tab/>
       <w:tab/>
-      <w:t>2026-08-23</w:t>
+      <w:t>2026-08-24</w:t>
       <w:br/>
       <w:br/>
     </w:r>

--- a/tillsyn/A 25943-2024 tillsynsbegäran.docx
+++ b/tillsyn/A 25943-2024 tillsynsbegäran.docx
@@ -473,7 +473,7 @@
     <w:r>
       <w:tab/>
       <w:tab/>
-      <w:t>2026-08-24</w:t>
+      <w:t>2026-08-25</w:t>
       <w:br/>
       <w:br/>
     </w:r>

--- a/tillsyn/A 25943-2024 tillsynsbegäran.docx
+++ b/tillsyn/A 25943-2024 tillsynsbegäran.docx
@@ -473,7 +473,7 @@
     <w:r>
       <w:tab/>
       <w:tab/>
-      <w:t>2026-08-25</w:t>
+      <w:t>2026-08-26</w:t>
       <w:br/>
       <w:br/>
     </w:r>

--- a/tillsyn/A 25943-2024 tillsynsbegäran.docx
+++ b/tillsyn/A 25943-2024 tillsynsbegäran.docx
@@ -473,7 +473,7 @@
     <w:r>
       <w:tab/>
       <w:tab/>
-      <w:t>2026-08-26</w:t>
+      <w:t>2026-08-27</w:t>
       <w:br/>
       <w:br/>
     </w:r>

--- a/tillsyn/A 25943-2024 tillsynsbegäran.docx
+++ b/tillsyn/A 25943-2024 tillsynsbegäran.docx
@@ -473,7 +473,7 @@
     <w:r>
       <w:tab/>
       <w:tab/>
-      <w:t>2026-08-27</w:t>
+      <w:t>2026-08-28</w:t>
       <w:br/>
       <w:br/>
     </w:r>

--- a/tillsyn/A 25943-2024 tillsynsbegäran.docx
+++ b/tillsyn/A 25943-2024 tillsynsbegäran.docx
@@ -473,7 +473,7 @@
     <w:r>
       <w:tab/>
       <w:tab/>
-      <w:t>2026-08-28</w:t>
+      <w:t>2026-08-29</w:t>
       <w:br/>
       <w:br/>
     </w:r>

--- a/tillsyn/A 25943-2024 tillsynsbegäran.docx
+++ b/tillsyn/A 25943-2024 tillsynsbegäran.docx
@@ -473,7 +473,7 @@
     <w:r>
       <w:tab/>
       <w:tab/>
-      <w:t>2026-08-29</w:t>
+      <w:t>2026-08-31</w:t>
       <w:br/>
       <w:br/>
     </w:r>

--- a/tillsyn/A 25943-2024 tillsynsbegäran.docx
+++ b/tillsyn/A 25943-2024 tillsynsbegäran.docx
@@ -473,7 +473,7 @@
     <w:r>
       <w:tab/>
       <w:tab/>
-      <w:t>2026-08-31</w:t>
+      <w:t>2026-09-01</w:t>
       <w:br/>
       <w:br/>
     </w:r>

--- a/tillsyn/A 25943-2024 tillsynsbegäran.docx
+++ b/tillsyn/A 25943-2024 tillsynsbegäran.docx
@@ -473,7 +473,7 @@
     <w:r>
       <w:tab/>
       <w:tab/>
-      <w:t>2026-09-01</w:t>
+      <w:t>2026-09-02</w:t>
       <w:br/>
       <w:br/>
     </w:r>

--- a/tillsyn/A 25943-2024 tillsynsbegäran.docx
+++ b/tillsyn/A 25943-2024 tillsynsbegäran.docx
@@ -473,7 +473,7 @@
     <w:r>
       <w:tab/>
       <w:tab/>
-      <w:t>2026-09-02</w:t>
+      <w:t>2026-09-03</w:t>
       <w:br/>
       <w:br/>
     </w:r>

--- a/tillsyn/A 25943-2024 tillsynsbegäran.docx
+++ b/tillsyn/A 25943-2024 tillsynsbegäran.docx
@@ -473,7 +473,7 @@
     <w:r>
       <w:tab/>
       <w:tab/>
-      <w:t>2026-09-03</w:t>
+      <w:t>2026-09-04</w:t>
       <w:br/>
       <w:br/>
     </w:r>

--- a/tillsyn/A 25943-2024 tillsynsbegäran.docx
+++ b/tillsyn/A 25943-2024 tillsynsbegäran.docx
@@ -473,7 +473,7 @@
     <w:r>
       <w:tab/>
       <w:tab/>
-      <w:t>2026-09-04</w:t>
+      <w:t>2026-09-05</w:t>
       <w:br/>
       <w:br/>
     </w:r>

--- a/tillsyn/A 25943-2024 tillsynsbegäran.docx
+++ b/tillsyn/A 25943-2024 tillsynsbegäran.docx
@@ -473,7 +473,7 @@
     <w:r>
       <w:tab/>
       <w:tab/>
-      <w:t>2026-09-05</w:t>
+      <w:t>2026-09-06</w:t>
       <w:br/>
       <w:br/>
     </w:r>

--- a/tillsyn/A 25943-2024 tillsynsbegäran.docx
+++ b/tillsyn/A 25943-2024 tillsynsbegäran.docx
@@ -473,7 +473,7 @@
     <w:r>
       <w:tab/>
       <w:tab/>
-      <w:t>2026-09-06</w:t>
+      <w:t>2026-09-07</w:t>
       <w:br/>
       <w:br/>
     </w:r>

--- a/tillsyn/A 25943-2024 tillsynsbegäran.docx
+++ b/tillsyn/A 25943-2024 tillsynsbegäran.docx
@@ -473,7 +473,7 @@
     <w:r>
       <w:tab/>
       <w:tab/>
-      <w:t>2026-09-07</w:t>
+      <w:t>2026-09-08</w:t>
       <w:br/>
       <w:br/>
     </w:r>

--- a/tillsyn/A 25943-2024 tillsynsbegäran.docx
+++ b/tillsyn/A 25943-2024 tillsynsbegäran.docx
@@ -473,7 +473,7 @@
     <w:r>
       <w:tab/>
       <w:tab/>
-      <w:t>2026-09-08</w:t>
+      <w:t>2026-09-09</w:t>
       <w:br/>
       <w:br/>
     </w:r>

--- a/tillsyn/A 25943-2024 tillsynsbegäran.docx
+++ b/tillsyn/A 25943-2024 tillsynsbegäran.docx
@@ -473,7 +473,7 @@
     <w:r>
       <w:tab/>
       <w:tab/>
-      <w:t>2026-09-09</w:t>
+      <w:t>2026-09-10</w:t>
       <w:br/>
       <w:br/>
     </w:r>

--- a/tillsyn/A 25943-2024 tillsynsbegäran.docx
+++ b/tillsyn/A 25943-2024 tillsynsbegäran.docx
@@ -473,7 +473,7 @@
     <w:r>
       <w:tab/>
       <w:tab/>
-      <w:t>2026-09-10</w:t>
+      <w:t>2026-09-11</w:t>
       <w:br/>
       <w:br/>
     </w:r>

--- a/tillsyn/A 25943-2024 tillsynsbegäran.docx
+++ b/tillsyn/A 25943-2024 tillsynsbegäran.docx
@@ -473,7 +473,7 @@
     <w:r>
       <w:tab/>
       <w:tab/>
-      <w:t>2026-09-11</w:t>
+      <w:t>2026-09-12</w:t>
       <w:br/>
       <w:br/>
     </w:r>
